--- a/Fase 1/Evidencias Grupales/1.5_GuiaEstudiante_Fase 1_Definicion Proyecto APT_ENG.docx
+++ b/Fase 1/Evidencias Grupales/1.5_GuiaEstudiante_Fase 1_Definicion Proyecto APT_ENG.docx
@@ -3827,7 +3827,7 @@
             </w:pPr>
             <w:sdt>
               <w:sdtPr>
-                <w:id w:val="-1035569649"/>
+                <w:id w:val="-1945856496"/>
                 <w:tag w:val="goog_rdk_0"/>
               </w:sdtPr>
               <w:sdtContent>
@@ -3857,6 +3857,326 @@
       <w:r>
         <w:commentReference w:id="0"/>
       </w:r>
+      <w:r>
+        <w:rPr>
+          <w:rtl w:val="0"/>
+        </w:rPr>
+      </w:r>
+    </w:p>
+    <w:p>
+      <w:pPr>
+        <w:spacing w:after="0" w:line="240" w:lineRule="auto"/>
+        <w:rPr>
+          <w:b w:val="1"/>
+          <w:bCs w:val="1"/>
+          <w:sz w:val="24"/>
+          <w:szCs w:val="24"/>
+        </w:rPr>
+      </w:pPr>
+      <w:r>
+        <w:rPr>
+          <w:rtl w:val="0"/>
+        </w:rPr>
+      </w:r>
+    </w:p>
+    <w:p>
+      <w:pPr>
+        <w:spacing w:after="0" w:line="240" w:lineRule="auto"/>
+        <w:rPr>
+          <w:b w:val="1"/>
+          <w:bCs w:val="1"/>
+          <w:sz w:val="24"/>
+          <w:szCs w:val="24"/>
+        </w:rPr>
+      </w:pPr>
+      <w:r>
+        <w:rPr>
+          <w:rtl w:val="0"/>
+        </w:rPr>
+      </w:r>
+    </w:p>
+    <w:p>
+      <w:pPr>
+        <w:spacing w:after="0" w:line="240" w:lineRule="auto"/>
+        <w:rPr>
+          <w:b w:val="1"/>
+          <w:bCs w:val="1"/>
+          <w:sz w:val="24"/>
+          <w:szCs w:val="24"/>
+        </w:rPr>
+      </w:pPr>
+      <w:r>
+        <w:rPr>
+          <w:rtl w:val="0"/>
+        </w:rPr>
+      </w:r>
+    </w:p>
+    <w:p>
+      <w:pPr>
+        <w:spacing w:after="0" w:line="240" w:lineRule="auto"/>
+        <w:rPr>
+          <w:b w:val="1"/>
+          <w:bCs w:val="1"/>
+          <w:sz w:val="24"/>
+          <w:szCs w:val="24"/>
+        </w:rPr>
+      </w:pPr>
+      <w:r>
+        <w:rPr>
+          <w:rtl w:val="0"/>
+        </w:rPr>
+      </w:r>
+    </w:p>
+    <w:p>
+      <w:pPr>
+        <w:spacing w:after="0" w:line="240" w:lineRule="auto"/>
+        <w:rPr>
+          <w:b w:val="1"/>
+          <w:bCs w:val="1"/>
+          <w:sz w:val="24"/>
+          <w:szCs w:val="24"/>
+        </w:rPr>
+      </w:pPr>
+      <w:r>
+        <w:rPr>
+          <w:rtl w:val="0"/>
+        </w:rPr>
+      </w:r>
+    </w:p>
+    <w:p>
+      <w:pPr>
+        <w:spacing w:after="0" w:line="240" w:lineRule="auto"/>
+        <w:rPr>
+          <w:b w:val="1"/>
+          <w:bCs w:val="1"/>
+          <w:sz w:val="24"/>
+          <w:szCs w:val="24"/>
+        </w:rPr>
+      </w:pPr>
+      <w:r>
+        <w:rPr>
+          <w:rtl w:val="0"/>
+        </w:rPr>
+      </w:r>
+    </w:p>
+    <w:p>
+      <w:pPr>
+        <w:spacing w:after="0" w:line="240" w:lineRule="auto"/>
+        <w:rPr>
+          <w:b w:val="1"/>
+          <w:bCs w:val="1"/>
+          <w:sz w:val="24"/>
+          <w:szCs w:val="24"/>
+        </w:rPr>
+      </w:pPr>
+      <w:r>
+        <w:rPr>
+          <w:rtl w:val="0"/>
+        </w:rPr>
+      </w:r>
+    </w:p>
+    <w:p>
+      <w:pPr>
+        <w:spacing w:after="0" w:line="240" w:lineRule="auto"/>
+        <w:rPr>
+          <w:b w:val="1"/>
+          <w:bCs w:val="1"/>
+          <w:sz w:val="24"/>
+          <w:szCs w:val="24"/>
+        </w:rPr>
+      </w:pPr>
+      <w:r>
+        <w:rPr>
+          <w:rtl w:val="0"/>
+        </w:rPr>
+      </w:r>
+    </w:p>
+    <w:p>
+      <w:pPr>
+        <w:spacing w:after="0" w:line="240" w:lineRule="auto"/>
+        <w:rPr>
+          <w:b w:val="1"/>
+          <w:bCs w:val="1"/>
+          <w:sz w:val="24"/>
+          <w:szCs w:val="24"/>
+        </w:rPr>
+      </w:pPr>
+      <w:r>
+        <w:rPr>
+          <w:rtl w:val="0"/>
+        </w:rPr>
+      </w:r>
+    </w:p>
+    <w:p>
+      <w:pPr>
+        <w:spacing w:after="0" w:line="240" w:lineRule="auto"/>
+        <w:rPr>
+          <w:b w:val="1"/>
+          <w:bCs w:val="1"/>
+          <w:sz w:val="24"/>
+          <w:szCs w:val="24"/>
+        </w:rPr>
+      </w:pPr>
+      <w:r>
+        <w:rPr>
+          <w:rtl w:val="0"/>
+        </w:rPr>
+      </w:r>
+    </w:p>
+    <w:p>
+      <w:pPr>
+        <w:spacing w:after="0" w:line="240" w:lineRule="auto"/>
+        <w:rPr>
+          <w:b w:val="1"/>
+          <w:bCs w:val="1"/>
+          <w:sz w:val="24"/>
+          <w:szCs w:val="24"/>
+        </w:rPr>
+      </w:pPr>
+      <w:r>
+        <w:rPr>
+          <w:rtl w:val="0"/>
+        </w:rPr>
+      </w:r>
+    </w:p>
+    <w:p>
+      <w:pPr>
+        <w:spacing w:after="0" w:line="240" w:lineRule="auto"/>
+        <w:rPr>
+          <w:b w:val="1"/>
+          <w:bCs w:val="1"/>
+          <w:sz w:val="24"/>
+          <w:szCs w:val="24"/>
+        </w:rPr>
+      </w:pPr>
+      <w:r>
+        <w:rPr>
+          <w:rtl w:val="0"/>
+        </w:rPr>
+      </w:r>
+    </w:p>
+    <w:p>
+      <w:pPr>
+        <w:spacing w:after="0" w:line="240" w:lineRule="auto"/>
+        <w:rPr>
+          <w:b w:val="1"/>
+          <w:bCs w:val="1"/>
+          <w:sz w:val="24"/>
+          <w:szCs w:val="24"/>
+        </w:rPr>
+      </w:pPr>
+      <w:r>
+        <w:rPr>
+          <w:rtl w:val="0"/>
+        </w:rPr>
+      </w:r>
+    </w:p>
+    <w:p>
+      <w:pPr>
+        <w:spacing w:after="0" w:line="240" w:lineRule="auto"/>
+        <w:rPr>
+          <w:b w:val="1"/>
+          <w:bCs w:val="1"/>
+          <w:sz w:val="24"/>
+          <w:szCs w:val="24"/>
+        </w:rPr>
+      </w:pPr>
+      <w:r>
+        <w:rPr>
+          <w:rtl w:val="0"/>
+        </w:rPr>
+      </w:r>
+    </w:p>
+    <w:p>
+      <w:pPr>
+        <w:spacing w:after="0" w:line="240" w:lineRule="auto"/>
+        <w:rPr>
+          <w:b w:val="1"/>
+          <w:bCs w:val="1"/>
+          <w:sz w:val="24"/>
+          <w:szCs w:val="24"/>
+        </w:rPr>
+      </w:pPr>
+      <w:r>
+        <w:rPr>
+          <w:rtl w:val="0"/>
+        </w:rPr>
+      </w:r>
+    </w:p>
+    <w:p>
+      <w:pPr>
+        <w:spacing w:after="0" w:line="240" w:lineRule="auto"/>
+        <w:rPr>
+          <w:b w:val="1"/>
+          <w:bCs w:val="1"/>
+          <w:sz w:val="24"/>
+          <w:szCs w:val="24"/>
+        </w:rPr>
+      </w:pPr>
+      <w:r>
+        <w:rPr>
+          <w:rtl w:val="0"/>
+        </w:rPr>
+      </w:r>
+    </w:p>
+    <w:p>
+      <w:pPr>
+        <w:spacing w:after="0" w:line="240" w:lineRule="auto"/>
+        <w:rPr>
+          <w:b w:val="1"/>
+          <w:bCs w:val="1"/>
+          <w:sz w:val="24"/>
+          <w:szCs w:val="24"/>
+        </w:rPr>
+      </w:pPr>
+      <w:r>
+        <w:rPr>
+          <w:rtl w:val="0"/>
+        </w:rPr>
+      </w:r>
+    </w:p>
+    <w:p>
+      <w:pPr>
+        <w:spacing w:after="0" w:line="240" w:lineRule="auto"/>
+        <w:rPr>
+          <w:b w:val="1"/>
+          <w:bCs w:val="1"/>
+          <w:sz w:val="24"/>
+          <w:szCs w:val="24"/>
+        </w:rPr>
+      </w:pPr>
+      <w:r>
+        <w:rPr>
+          <w:rtl w:val="0"/>
+        </w:rPr>
+      </w:r>
+    </w:p>
+    <w:p>
+      <w:pPr>
+        <w:spacing w:after="0" w:line="240" w:lineRule="auto"/>
+        <w:rPr>
+          <w:b w:val="1"/>
+          <w:bCs w:val="1"/>
+          <w:sz w:val="24"/>
+          <w:szCs w:val="24"/>
+        </w:rPr>
+      </w:pPr>
+      <w:r>
+        <w:rPr>
+          <w:rtl w:val="0"/>
+        </w:rPr>
+      </w:r>
+    </w:p>
+    <w:p>
+      <w:pPr>
+        <w:spacing w:after="0" w:line="240" w:lineRule="auto"/>
+        <w:rPr>
+          <w:b w:val="1"/>
+          <w:bCs w:val="1"/>
+          <w:sz w:val="24"/>
+          <w:szCs w:val="24"/>
+        </w:rPr>
+      </w:pPr>
       <w:r>
         <w:rPr>
           <w:rtl w:val="0"/>
@@ -4012,6 +4332,105 @@
           </w:tcPr>
           <w:p>
             <w:pPr>
+              <w:tabs>
+                <w:tab w:val="center" w:leader="none" w:pos="4419"/>
+                <w:tab w:val="right" w:leader="none" w:pos="8838"/>
+              </w:tabs>
+              <w:spacing w:after="0" w:line="240" w:lineRule="auto"/>
+              <w:jc w:val="center"/>
+              <w:rPr>
+                <w:b w:val="1"/>
+                <w:bCs w:val="1"/>
+                <w:color w:val="1f3864"/>
+                <w:sz w:val="20"/>
+                <w:szCs w:val="20"/>
+              </w:rPr>
+            </w:pPr>
+            <w:r>
+              <w:rPr>
+                <w:b w:val="1"/>
+                <w:bCs w:val="1"/>
+                <w:color w:val="1f3864"/>
+                <w:sz w:val="20"/>
+                <w:szCs w:val="20"/>
+                <w:rtl w:val="0"/>
+              </w:rPr>
+              <w:t xml:space="preserve">Type of evidence</w:t>
+            </w:r>
+          </w:p>
+          <w:p>
+            <w:pPr>
+              <w:tabs>
+                <w:tab w:val="center" w:leader="none" w:pos="4419"/>
+                <w:tab w:val="right" w:leader="none" w:pos="8838"/>
+              </w:tabs>
+              <w:spacing w:after="0" w:line="240" w:lineRule="auto"/>
+              <w:jc w:val="center"/>
+              <w:rPr>
+                <w:b w:val="1"/>
+                <w:bCs w:val="1"/>
+                <w:color w:val="1f3864"/>
+                <w:sz w:val="20"/>
+                <w:szCs w:val="20"/>
+              </w:rPr>
+            </w:pPr>
+            <w:r>
+              <w:rPr>
+                <w:b w:val="1"/>
+                <w:bCs w:val="1"/>
+                <w:color w:val="1f3864"/>
+                <w:sz w:val="20"/>
+                <w:szCs w:val="20"/>
+                <w:rtl w:val="0"/>
+              </w:rPr>
+              <w:t xml:space="preserve">(preliminary or final)</w:t>
+            </w:r>
+            <w:r>
+              <w:rPr>
+                <w:rtl w:val="0"/>
+              </w:rPr>
+            </w:r>
+          </w:p>
+        </w:tc>
+        <w:tc>
+          <w:tcPr>
+            <w:vAlign w:val="center"/>
+          </w:tcPr>
+          <w:p>
+            <w:pPr>
+              <w:tabs>
+                <w:tab w:val="center" w:leader="none" w:pos="4419"/>
+                <w:tab w:val="right" w:leader="none" w:pos="8838"/>
+              </w:tabs>
+              <w:spacing w:after="0" w:line="240" w:lineRule="auto"/>
+              <w:jc w:val="center"/>
+              <w:rPr>
+                <w:b w:val="1"/>
+                <w:bCs w:val="1"/>
+                <w:color w:val="1f3864"/>
+                <w:sz w:val="20"/>
+                <w:szCs w:val="20"/>
+              </w:rPr>
+            </w:pPr>
+            <w:r>
+              <w:rPr>
+                <w:b w:val="1"/>
+                <w:bCs w:val="1"/>
+                <w:color w:val="1f3864"/>
+                <w:sz w:val="20"/>
+                <w:szCs w:val="20"/>
+                <w:rtl w:val="0"/>
+              </w:rPr>
+              <w:t xml:space="preserve">Name of the evidence</w:t>
+            </w:r>
+          </w:p>
+        </w:tc>
+        <w:tc>
+          <w:tcPr>
+            <w:vAlign w:val="center"/>
+          </w:tcPr>
+          <w:p>
+            <w:pPr>
               <w:keepNext w:val="0"/>
               <w:keepLines w:val="0"/>
               <w:widowControl w:val="1"/>
@@ -4039,8 +4458,8 @@
                 <w:smallCaps w:val="0"/>
                 <w:strike w:val="0"/>
                 <w:color w:val="1f3864"/>
-                <w:sz w:val="22"/>
-                <w:szCs w:val="22"/>
+                <w:sz w:val="20"/>
+                <w:szCs w:val="20"/>
                 <w:u w:val="none"/>
                 <w:shd w:fill="auto" w:val="clear"/>
                 <w:vertAlign w:val="baseline"/>
@@ -4048,24 +4467,26 @@
             </w:pPr>
             <w:r>
               <w:rPr>
-                <w:rFonts w:ascii="Calibri" w:cs="Calibri" w:eastAsia="Calibri" w:hAnsi="Calibri"/>
                 <w:b w:val="1"/>
                 <w:bCs w:val="1"/>
-                <w:i w:val="0"/>
-                <w:iCs w:val="0"/>
-                <w:smallCaps w:val="0"/>
-                <w:strike w:val="0"/>
-                <w:color w:val="1f3864"/>
-                <w:sz w:val="22"/>
-                <w:szCs w:val="22"/>
-                <w:u w:val="none"/>
-                <w:shd w:fill="auto" w:val="clear"/>
-                <w:vertAlign w:val="baseline"/>
-                <w:rtl w:val="0"/>
-              </w:rPr>
-              <w:t xml:space="preserve">Tipo de evidencia </w:t>
-            </w:r>
-          </w:p>
+                <w:color w:val="1f3864"/>
+                <w:sz w:val="20"/>
+                <w:szCs w:val="20"/>
+                <w:rtl w:val="0"/>
+              </w:rPr>
+              <w:t xml:space="preserve">Description</w:t>
+            </w:r>
+            <w:r>
+              <w:rPr>
+                <w:rtl w:val="0"/>
+              </w:rPr>
+            </w:r>
+          </w:p>
+        </w:tc>
+        <w:tc>
+          <w:tcPr>
+            <w:vAlign w:val="center"/>
+          </w:tcPr>
           <w:p>
             <w:pPr>
               <w:keepNext w:val="0"/>
@@ -4095,8 +4516,8 @@
                 <w:smallCaps w:val="0"/>
                 <w:strike w:val="0"/>
                 <w:color w:val="1f3864"/>
-                <w:sz w:val="22"/>
-                <w:szCs w:val="22"/>
+                <w:sz w:val="20"/>
+                <w:szCs w:val="20"/>
                 <w:u w:val="none"/>
                 <w:shd w:fill="auto" w:val="clear"/>
                 <w:vertAlign w:val="baseline"/>
@@ -4104,29 +4525,31 @@
             </w:pPr>
             <w:r>
               <w:rPr>
-                <w:rFonts w:ascii="Calibri" w:cs="Calibri" w:eastAsia="Calibri" w:hAnsi="Calibri"/>
                 <w:b w:val="1"/>
                 <w:bCs w:val="1"/>
-                <w:i w:val="0"/>
-                <w:iCs w:val="0"/>
-                <w:smallCaps w:val="0"/>
-                <w:strike w:val="0"/>
-                <w:color w:val="1f3864"/>
-                <w:sz w:val="22"/>
-                <w:szCs w:val="22"/>
-                <w:u w:val="none"/>
-                <w:shd w:fill="auto" w:val="clear"/>
-                <w:vertAlign w:val="baseline"/>
-                <w:rtl w:val="0"/>
-              </w:rPr>
-              <w:t xml:space="preserve">(avance o final)</w:t>
-            </w:r>
-          </w:p>
-        </w:tc>
-        <w:tc>
-          <w:tcPr>
-            <w:vAlign w:val="center"/>
-          </w:tcPr>
+                <w:color w:val="1f3864"/>
+                <w:sz w:val="20"/>
+                <w:szCs w:val="20"/>
+                <w:rtl w:val="0"/>
+              </w:rPr>
+              <w:t xml:space="preserve">Justification</w:t>
+            </w:r>
+            <w:r>
+              <w:rPr>
+                <w:rtl w:val="0"/>
+              </w:rPr>
+            </w:r>
+          </w:p>
+        </w:tc>
+      </w:tr>
+      <w:tr>
+        <w:trPr>
+          <w:cantSplit w:val="0"/>
+          <w:trHeight w:val="362" w:hRule="atLeast"/>
+          <w:tblHeader w:val="0"/>
+        </w:trPr>
+        <w:tc>
+          <w:tcPr/>
           <w:p>
             <w:pPr>
               <w:keepNext w:val="0"/>
@@ -4146,7 +4569,7 @@
               </w:tabs>
               <w:spacing w:after="0" w:before="0" w:line="240" w:lineRule="auto"/>
               <w:ind w:left="0" w:right="0" w:firstLine="0"/>
-              <w:jc w:val="center"/>
+              <w:jc w:val="both"/>
               <w:rPr>
                 <w:rFonts w:ascii="Calibri" w:cs="Calibri" w:eastAsia="Calibri" w:hAnsi="Calibri"/>
                 <w:b w:val="1"/>
@@ -4156,8 +4579,8 @@
                 <w:smallCaps w:val="0"/>
                 <w:strike w:val="0"/>
                 <w:color w:val="1f3864"/>
-                <w:sz w:val="22"/>
-                <w:szCs w:val="22"/>
+                <w:sz w:val="20"/>
+                <w:szCs w:val="20"/>
                 <w:u w:val="none"/>
                 <w:shd w:fill="auto" w:val="clear"/>
                 <w:vertAlign w:val="baseline"/>
@@ -4165,29 +4588,74 @@
             </w:pPr>
             <w:r>
               <w:rPr>
-                <w:rFonts w:ascii="Calibri" w:cs="Calibri" w:eastAsia="Calibri" w:hAnsi="Calibri"/>
                 <w:b w:val="1"/>
                 <w:bCs w:val="1"/>
-                <w:i w:val="0"/>
-                <w:iCs w:val="0"/>
-                <w:smallCaps w:val="0"/>
-                <w:strike w:val="0"/>
-                <w:color w:val="1f3864"/>
-                <w:sz w:val="22"/>
-                <w:szCs w:val="22"/>
-                <w:u w:val="none"/>
-                <w:shd w:fill="auto" w:val="clear"/>
-                <w:vertAlign w:val="baseline"/>
-                <w:rtl w:val="0"/>
-              </w:rPr>
-              <w:t xml:space="preserve">Nombre de la evidencia</w:t>
-            </w:r>
-          </w:p>
-        </w:tc>
-        <w:tc>
-          <w:tcPr>
-            <w:vAlign w:val="center"/>
-          </w:tcPr>
+                <w:color w:val="1f3864"/>
+                <w:sz w:val="20"/>
+                <w:szCs w:val="20"/>
+                <w:rtl w:val="0"/>
+              </w:rPr>
+              <w:t xml:space="preserve">Overview</w:t>
+            </w:r>
+            <w:r>
+              <w:rPr>
+                <w:rtl w:val="0"/>
+              </w:rPr>
+            </w:r>
+          </w:p>
+        </w:tc>
+        <w:tc>
+          <w:tcPr/>
+          <w:p>
+            <w:pPr>
+              <w:tabs>
+                <w:tab w:val="center" w:leader="none" w:pos="4419"/>
+                <w:tab w:val="right" w:leader="none" w:pos="8838"/>
+              </w:tabs>
+              <w:spacing w:after="0" w:line="240" w:lineRule="auto"/>
+              <w:jc w:val="both"/>
+              <w:rPr>
+                <w:b w:val="1"/>
+                <w:bCs w:val="1"/>
+                <w:color w:val="1f3864"/>
+                <w:sz w:val="20"/>
+                <w:szCs w:val="20"/>
+              </w:rPr>
+            </w:pPr>
+            <w:r>
+              <w:rPr>
+                <w:b w:val="1"/>
+                <w:bCs w:val="1"/>
+                <w:color w:val="1f3864"/>
+                <w:sz w:val="20"/>
+                <w:szCs w:val="20"/>
+                <w:rtl w:val="0"/>
+              </w:rPr>
+              <w:t xml:space="preserve">Design and Architecture</w:t>
+            </w:r>
+          </w:p>
+          <w:p>
+            <w:pPr>
+              <w:tabs>
+                <w:tab w:val="center" w:leader="none" w:pos="4419"/>
+                <w:tab w:val="right" w:leader="none" w:pos="8838"/>
+              </w:tabs>
+              <w:spacing w:after="0" w:line="240" w:lineRule="auto"/>
+              <w:jc w:val="both"/>
+              <w:rPr>
+                <w:b w:val="1"/>
+                <w:bCs w:val="1"/>
+                <w:color w:val="1f3864"/>
+                <w:sz w:val="20"/>
+                <w:szCs w:val="20"/>
+              </w:rPr>
+            </w:pPr>
+            <w:r>
+              <w:rPr>
+                <w:rtl w:val="0"/>
+              </w:rPr>
+            </w:r>
+          </w:p>
           <w:p>
             <w:pPr>
               <w:keepNext w:val="0"/>
@@ -4207,48 +4675,88 @@
               </w:tabs>
               <w:spacing w:after="0" w:before="0" w:line="240" w:lineRule="auto"/>
               <w:ind w:left="0" w:right="0" w:firstLine="0"/>
-              <w:jc w:val="center"/>
-              <w:rPr>
-                <w:rFonts w:ascii="Calibri" w:cs="Calibri" w:eastAsia="Calibri" w:hAnsi="Calibri"/>
+              <w:jc w:val="both"/>
+              <w:rPr>
                 <w:b w:val="1"/>
                 <w:bCs w:val="1"/>
-                <w:i w:val="0"/>
-                <w:iCs w:val="0"/>
-                <w:smallCaps w:val="0"/>
-                <w:strike w:val="0"/>
-                <w:color w:val="1f3864"/>
-                <w:sz w:val="22"/>
-                <w:szCs w:val="22"/>
-                <w:u w:val="none"/>
-                <w:shd w:fill="auto" w:val="clear"/>
-                <w:vertAlign w:val="baseline"/>
-              </w:rPr>
-            </w:pPr>
-            <w:r>
-              <w:rPr>
-                <w:rFonts w:ascii="Calibri" w:cs="Calibri" w:eastAsia="Calibri" w:hAnsi="Calibri"/>
+                <w:color w:val="1f3864"/>
+                <w:sz w:val="20"/>
+                <w:szCs w:val="20"/>
+              </w:rPr>
+            </w:pPr>
+            <w:r>
+              <w:rPr>
+                <w:rtl w:val="0"/>
+              </w:rPr>
+            </w:r>
+          </w:p>
+        </w:tc>
+        <w:tc>
+          <w:tcPr/>
+          <w:p>
+            <w:pPr>
+              <w:jc w:val="both"/>
+              <w:rPr>
                 <w:b w:val="1"/>
                 <w:bCs w:val="1"/>
-                <w:i w:val="0"/>
-                <w:iCs w:val="0"/>
-                <w:smallCaps w:val="0"/>
-                <w:strike w:val="0"/>
-                <w:color w:val="1f3864"/>
-                <w:sz w:val="22"/>
-                <w:szCs w:val="22"/>
-                <w:u w:val="none"/>
-                <w:shd w:fill="auto" w:val="clear"/>
-                <w:vertAlign w:val="baseline"/>
-                <w:rtl w:val="0"/>
-              </w:rPr>
-              <w:t xml:space="preserve">Descripción</w:t>
-            </w:r>
-          </w:p>
-        </w:tc>
-        <w:tc>
-          <w:tcPr>
-            <w:vAlign w:val="center"/>
-          </w:tcPr>
+                <w:color w:val="073763"/>
+                <w:sz w:val="20"/>
+                <w:szCs w:val="20"/>
+              </w:rPr>
+            </w:pPr>
+            <w:r>
+              <w:rPr>
+                <w:b w:val="1"/>
+                <w:bCs w:val="1"/>
+                <w:color w:val="073763"/>
+                <w:sz w:val="20"/>
+                <w:szCs w:val="20"/>
+                <w:rtl w:val="0"/>
+              </w:rPr>
+              <w:t xml:space="preserve">System architecture and workflow diagram.</w:t>
+            </w:r>
+          </w:p>
+          <w:p>
+            <w:pPr>
+              <w:jc w:val="both"/>
+              <w:rPr>
+                <w:b w:val="1"/>
+                <w:bCs w:val="1"/>
+                <w:i w:val="1"/>
+                <w:iCs w:val="1"/>
+                <w:color w:val="6d9eeb"/>
+                <w:sz w:val="20"/>
+                <w:szCs w:val="20"/>
+              </w:rPr>
+            </w:pPr>
+            <w:r>
+              <w:rPr>
+                <w:rtl w:val="0"/>
+              </w:rPr>
+            </w:r>
+          </w:p>
+          <w:p>
+            <w:pPr>
+              <w:jc w:val="both"/>
+              <w:rPr>
+                <w:b w:val="1"/>
+                <w:bCs w:val="1"/>
+                <w:i w:val="1"/>
+                <w:iCs w:val="1"/>
+                <w:color w:val="6d9eeb"/>
+                <w:sz w:val="20"/>
+                <w:szCs w:val="20"/>
+              </w:rPr>
+            </w:pPr>
+            <w:r>
+              <w:rPr>
+                <w:rtl w:val="0"/>
+              </w:rPr>
+            </w:r>
+          </w:p>
+        </w:tc>
+        <w:tc>
+          <w:tcPr/>
           <w:p>
             <w:pPr>
               <w:keepNext w:val="0"/>
@@ -4268,7 +4776,7 @@
               </w:tabs>
               <w:spacing w:after="0" w:before="0" w:line="240" w:lineRule="auto"/>
               <w:ind w:left="0" w:right="0" w:firstLine="0"/>
-              <w:jc w:val="center"/>
+              <w:jc w:val="both"/>
               <w:rPr>
                 <w:rFonts w:ascii="Calibri" w:cs="Calibri" w:eastAsia="Calibri" w:hAnsi="Calibri"/>
                 <w:b w:val="1"/>
@@ -4278,14 +4786,66 @@
                 <w:smallCaps w:val="0"/>
                 <w:strike w:val="0"/>
                 <w:color w:val="1f3864"/>
-                <w:sz w:val="22"/>
-                <w:szCs w:val="22"/>
+                <w:sz w:val="20"/>
+                <w:szCs w:val="20"/>
                 <w:u w:val="none"/>
                 <w:shd w:fill="auto" w:val="clear"/>
                 <w:vertAlign w:val="baseline"/>
               </w:rPr>
             </w:pPr>
             <w:r>
+              <w:rPr>
+                <w:b w:val="1"/>
+                <w:bCs w:val="1"/>
+                <w:color w:val="1f3864"/>
+                <w:sz w:val="20"/>
+                <w:szCs w:val="20"/>
+                <w:rtl w:val="0"/>
+              </w:rPr>
+              <w:t xml:space="preserve">It allows for formal validation of the technical plan by evaluating 100% of the approved architecture and workflow diagrams before beginning the development phase.</w:t>
+            </w:r>
+            <w:sdt>
+              <w:sdtPr>
+                <w:id w:val="-735341624"/>
+                <w:tag w:val="goog_rdk_1"/>
+              </w:sdtPr>
+              <w:sdtContent>
+                <w:commentRangeStart w:id="1"/>
+              </w:sdtContent>
+            </w:sdt>
+            <w:sdt>
+              <w:sdtPr>
+                <w:id w:val="635186732"/>
+                <w:tag w:val="goog_rdk_2"/>
+              </w:sdtPr>
+              <w:sdtContent>
+                <w:commentRangeStart w:id="2"/>
+              </w:sdtContent>
+            </w:sdt>
+            <w:r>
+              <w:rPr>
+                <w:rtl w:val="0"/>
+              </w:rPr>
+            </w:r>
+          </w:p>
+        </w:tc>
+      </w:tr>
+      <w:tr>
+        <w:trPr>
+          <w:cantSplit w:val="0"/>
+          <w:trHeight w:val="362" w:hRule="atLeast"/>
+          <w:tblHeader w:val="0"/>
+        </w:trPr>
+        <w:tc>
+          <w:tcPr/>
+          <w:p>
+            <w:pPr>
+              <w:tabs>
+                <w:tab w:val="center" w:leader="none" w:pos="4419"/>
+                <w:tab w:val="right" w:leader="none" w:pos="8838"/>
+              </w:tabs>
+              <w:spacing w:after="0" w:line="240" w:lineRule="auto"/>
+              <w:jc w:val="both"/>
               <w:rPr>
                 <w:rFonts w:ascii="Calibri" w:cs="Calibri" w:eastAsia="Calibri" w:hAnsi="Calibri"/>
                 <w:b w:val="1"/>
@@ -4295,24 +4855,39 @@
                 <w:smallCaps w:val="0"/>
                 <w:strike w:val="0"/>
                 <w:color w:val="1f3864"/>
-                <w:sz w:val="22"/>
-                <w:szCs w:val="22"/>
+                <w:sz w:val="20"/>
+                <w:szCs w:val="20"/>
                 <w:u w:val="none"/>
                 <w:shd w:fill="auto" w:val="clear"/>
                 <w:vertAlign w:val="baseline"/>
-                <w:rtl w:val="0"/>
-              </w:rPr>
-              <w:t xml:space="preserve">Justificación</w:t>
-            </w:r>
-          </w:p>
-        </w:tc>
-      </w:tr>
-      <w:tr>
-        <w:trPr>
-          <w:cantSplit w:val="0"/>
-          <w:trHeight w:val="362" w:hRule="atLeast"/>
-          <w:tblHeader w:val="0"/>
-        </w:trPr>
+              </w:rPr>
+            </w:pPr>
+            <w:commentRangeEnd w:id="1"/>
+            <w:r>
+              <w:commentReference w:id="1"/>
+            </w:r>
+            <w:commentRangeEnd w:id="2"/>
+            <w:r>
+              <w:commentReference w:id="2"/>
+            </w:r>
+            <w:r>
+              <w:rPr>
+                <w:b w:val="1"/>
+                <w:bCs w:val="1"/>
+                <w:color w:val="1f3864"/>
+                <w:sz w:val="20"/>
+                <w:szCs w:val="20"/>
+                <w:rtl w:val="0"/>
+              </w:rPr>
+              <w:t xml:space="preserve">Overview</w:t>
+            </w:r>
+            <w:r>
+              <w:rPr>
+                <w:rtl w:val="0"/>
+              </w:rPr>
+            </w:r>
+          </w:p>
+        </w:tc>
         <w:tc>
           <w:tcPr/>
           <w:p>
@@ -4344,8 +4919,8 @@
                 <w:smallCaps w:val="0"/>
                 <w:strike w:val="0"/>
                 <w:color w:val="1f3864"/>
-                <w:sz w:val="22"/>
-                <w:szCs w:val="22"/>
+                <w:sz w:val="20"/>
+                <w:szCs w:val="20"/>
                 <w:u w:val="none"/>
                 <w:shd w:fill="auto" w:val="clear"/>
                 <w:vertAlign w:val="baseline"/>
@@ -4356,9 +4931,11 @@
                 <w:b w:val="1"/>
                 <w:bCs w:val="1"/>
                 <w:color w:val="1f3864"/>
-                <w:rtl w:val="0"/>
-              </w:rPr>
-              <w:t xml:space="preserve">Avance </w:t>
+                <w:sz w:val="20"/>
+                <w:szCs w:val="20"/>
+                <w:rtl w:val="0"/>
+              </w:rPr>
+              <w:t xml:space="preserve">Connecting the Virtual Reality Environment to the Data Collection API.</w:t>
             </w:r>
             <w:r>
               <w:rPr>
@@ -4398,8 +4975,8 @@
                 <w:smallCaps w:val="0"/>
                 <w:strike w:val="0"/>
                 <w:color w:val="1f3864"/>
-                <w:sz w:val="22"/>
-                <w:szCs w:val="22"/>
+                <w:sz w:val="20"/>
+                <w:szCs w:val="20"/>
                 <w:u w:val="none"/>
                 <w:shd w:fill="auto" w:val="clear"/>
                 <w:vertAlign w:val="baseline"/>
@@ -4410,39 +4987,11 @@
                 <w:b w:val="1"/>
                 <w:bCs w:val="1"/>
                 <w:color w:val="1f3864"/>
-                <w:rtl w:val="0"/>
-              </w:rPr>
-              <w:t xml:space="preserve">Diseño y arquitectura </w:t>
-            </w:r>
-            <w:r>
-              <w:rPr>
-                <w:rtl w:val="0"/>
-              </w:rPr>
-            </w:r>
-          </w:p>
-        </w:tc>
-        <w:tc>
-          <w:tcPr/>
-          <w:p>
-            <w:pPr>
-              <w:jc w:val="both"/>
-              <w:rPr>
-                <w:b w:val="1"/>
-                <w:bCs w:val="1"/>
-                <w:i w:val="1"/>
-                <w:iCs w:val="1"/>
-                <w:color w:val="6d9eeb"/>
-              </w:rPr>
-            </w:pPr>
-            <w:r>
-              <w:rPr>
-                <w:rFonts w:ascii="Roboto" w:cs="Roboto" w:eastAsia="Roboto" w:hAnsi="Roboto"/>
-                <w:b w:val="1"/>
-                <w:bCs w:val="1"/>
-                <w:color w:val="6d9eeb"/>
-                <w:rtl w:val="0"/>
-              </w:rPr>
-              <w:t xml:space="preserve">Diagrama de arquitectura y flujo de funcionamiento.</w:t>
+                <w:sz w:val="20"/>
+                <w:szCs w:val="20"/>
+                <w:rtl w:val="0"/>
+              </w:rPr>
+              <w:t xml:space="preserve">Evidence of integration testing conducted with virtual reality headsets during evaluation sessions.</w:t>
             </w:r>
             <w:r>
               <w:rPr>
@@ -4482,40 +5031,42 @@
                 <w:smallCaps w:val="0"/>
                 <w:strike w:val="0"/>
                 <w:color w:val="1f3864"/>
-                <w:sz w:val="22"/>
-                <w:szCs w:val="22"/>
+                <w:sz w:val="20"/>
+                <w:szCs w:val="20"/>
                 <w:u w:val="none"/>
                 <w:shd w:fill="auto" w:val="clear"/>
                 <w:vertAlign w:val="baseline"/>
               </w:rPr>
             </w:pPr>
+            <w:r>
+              <w:rPr>
+                <w:b w:val="1"/>
+                <w:bCs w:val="1"/>
+                <w:color w:val="1f3864"/>
+                <w:sz w:val="20"/>
+                <w:szCs w:val="20"/>
+                <w:rtl w:val="0"/>
+              </w:rPr>
+              <w:t xml:space="preserve">This allows for verification of proper data collection by measuring a success rate of ≥98% in the continuous transmission of biometric metrics from the VR environment to the API.</w:t>
+            </w:r>
             <w:sdt>
               <w:sdtPr>
-                <w:id w:val="66333436"/>
-                <w:tag w:val="goog_rdk_1"/>
+                <w:id w:val="-2124576305"/>
+                <w:tag w:val="goog_rdk_3"/>
               </w:sdtPr>
               <w:sdtContent>
-                <w:commentRangeStart w:id="1"/>
+                <w:commentRangeStart w:id="3"/>
               </w:sdtContent>
             </w:sdt>
             <w:sdt>
               <w:sdtPr>
-                <w:id w:val="-505901171"/>
-                <w:tag w:val="goog_rdk_2"/>
+                <w:id w:val="-884537919"/>
+                <w:tag w:val="goog_rdk_4"/>
               </w:sdtPr>
               <w:sdtContent>
-                <w:commentRangeStart w:id="2"/>
+                <w:commentRangeStart w:id="4"/>
               </w:sdtContent>
             </w:sdt>
-            <w:r>
-              <w:rPr>
-                <w:b w:val="1"/>
-                <w:bCs w:val="1"/>
-                <w:color w:val="1f3864"/>
-                <w:rtl w:val="0"/>
-              </w:rPr>
-              <w:t xml:space="preserve">válida formalmente la estructura y viabilidad técnica del proyecto, comprobando mediante diagramas de flujo el 100% de la integración conceptual entre los componentes de software, la nube y los dispositivos.  </w:t>
-            </w:r>
             <w:r>
               <w:rPr>
                 <w:rtl w:val="0"/>
@@ -4530,6 +5081,89 @@
           <w:trHeight w:val="362" w:hRule="atLeast"/>
           <w:tblHeader w:val="0"/>
         </w:trPr>
+        <w:tc>
+          <w:tcPr/>
+          <w:p>
+            <w:pPr>
+              <w:tabs>
+                <w:tab w:val="center" w:leader="none" w:pos="4419"/>
+                <w:tab w:val="right" w:leader="none" w:pos="8838"/>
+              </w:tabs>
+              <w:spacing w:after="0" w:line="240" w:lineRule="auto"/>
+              <w:jc w:val="both"/>
+              <w:rPr>
+                <w:rFonts w:ascii="Calibri" w:cs="Calibri" w:eastAsia="Calibri" w:hAnsi="Calibri"/>
+                <w:b w:val="1"/>
+                <w:bCs w:val="1"/>
+                <w:i w:val="0"/>
+                <w:iCs w:val="0"/>
+                <w:smallCaps w:val="0"/>
+                <w:strike w:val="0"/>
+                <w:color w:val="1f3864"/>
+                <w:sz w:val="20"/>
+                <w:szCs w:val="20"/>
+                <w:u w:val="none"/>
+                <w:shd w:fill="auto" w:val="clear"/>
+                <w:vertAlign w:val="baseline"/>
+              </w:rPr>
+            </w:pPr>
+            <w:commentRangeEnd w:id="3"/>
+            <w:r>
+              <w:commentReference w:id="3"/>
+            </w:r>
+            <w:commentRangeEnd w:id="4"/>
+            <w:r>
+              <w:commentReference w:id="4"/>
+            </w:r>
+            <w:r>
+              <w:rPr>
+                <w:b w:val="1"/>
+                <w:bCs w:val="1"/>
+                <w:color w:val="1f3864"/>
+                <w:sz w:val="20"/>
+                <w:szCs w:val="20"/>
+                <w:rtl w:val="0"/>
+              </w:rPr>
+              <w:t xml:space="preserve">Overview</w:t>
+            </w:r>
+            <w:r>
+              <w:rPr>
+                <w:rtl w:val="0"/>
+              </w:rPr>
+            </w:r>
+          </w:p>
+        </w:tc>
+        <w:tc>
+          <w:tcPr/>
+          <w:p>
+            <w:pPr>
+              <w:tabs>
+                <w:tab w:val="center" w:leader="none" w:pos="4419"/>
+                <w:tab w:val="right" w:leader="none" w:pos="8838"/>
+              </w:tabs>
+              <w:spacing w:after="0" w:line="240" w:lineRule="auto"/>
+              <w:jc w:val="both"/>
+              <w:rPr>
+                <w:b w:val="1"/>
+                <w:bCs w:val="1"/>
+                <w:color w:val="1f3864"/>
+                <w:sz w:val="20"/>
+                <w:szCs w:val="20"/>
+              </w:rPr>
+            </w:pPr>
+            <w:r>
+              <w:rPr>
+                <w:b w:val="1"/>
+                <w:bCs w:val="1"/>
+                <w:color w:val="1f3864"/>
+                <w:sz w:val="20"/>
+                <w:szCs w:val="20"/>
+                <w:rtl w:val="0"/>
+              </w:rPr>
+              <w:t xml:space="preserve">Backend and API</w:t>
+            </w:r>
+          </w:p>
+        </w:tc>
         <w:tc>
           <w:tcPr/>
           <w:p>
@@ -4561,29 +5195,23 @@
                 <w:smallCaps w:val="0"/>
                 <w:strike w:val="0"/>
                 <w:color w:val="1f3864"/>
-                <w:sz w:val="22"/>
-                <w:szCs w:val="22"/>
+                <w:sz w:val="20"/>
+                <w:szCs w:val="20"/>
                 <w:u w:val="none"/>
                 <w:shd w:fill="auto" w:val="clear"/>
                 <w:vertAlign w:val="baseline"/>
               </w:rPr>
             </w:pPr>
-            <w:commentRangeEnd w:id="1"/>
-            <w:r>
-              <w:commentReference w:id="1"/>
-            </w:r>
-            <w:commentRangeEnd w:id="2"/>
-            <w:r>
-              <w:commentReference w:id="2"/>
-            </w:r>
             <w:r>
               <w:rPr>
                 <w:b w:val="1"/>
                 <w:bCs w:val="1"/>
                 <w:color w:val="1f3864"/>
-                <w:rtl w:val="0"/>
-              </w:rPr>
-              <w:t xml:space="preserve">Avance </w:t>
+                <w:sz w:val="20"/>
+                <w:szCs w:val="20"/>
+                <w:rtl w:val="0"/>
+              </w:rPr>
+              <w:t xml:space="preserve">Evidence of communication and integration between the application and the backend services on AWS (API Gateway / Lambda).</w:t>
             </w:r>
             <w:r>
               <w:rPr>
@@ -4623,8 +5251,8 @@
                 <w:smallCaps w:val="0"/>
                 <w:strike w:val="0"/>
                 <w:color w:val="1f3864"/>
-                <w:sz w:val="22"/>
-                <w:szCs w:val="22"/>
+                <w:sz w:val="20"/>
+                <w:szCs w:val="20"/>
                 <w:u w:val="none"/>
                 <w:shd w:fill="auto" w:val="clear"/>
                 <w:vertAlign w:val="baseline"/>
@@ -4635,9 +5263,88 @@
                 <w:b w:val="1"/>
                 <w:bCs w:val="1"/>
                 <w:color w:val="1f3864"/>
-                <w:rtl w:val="0"/>
-              </w:rPr>
-              <w:t xml:space="preserve">Conexión de Entorno de realidad virtual con API de recolección de datos</w:t>
+                <w:sz w:val="20"/>
+                <w:szCs w:val="20"/>
+                <w:rtl w:val="0"/>
+              </w:rPr>
+              <w:t xml:space="preserve">This allows for verification of efficient data management by requiring an API response time of &lt;300 ms with 0% uncontrolled errors in the microservices.</w:t>
+            </w:r>
+            <w:sdt>
+              <w:sdtPr>
+                <w:id w:val="1447223461"/>
+                <w:tag w:val="goog_rdk_5"/>
+              </w:sdtPr>
+              <w:sdtContent>
+                <w:commentRangeStart w:id="5"/>
+              </w:sdtContent>
+            </w:sdt>
+            <w:sdt>
+              <w:sdtPr>
+                <w:id w:val="-1030827266"/>
+                <w:tag w:val="goog_rdk_6"/>
+              </w:sdtPr>
+              <w:sdtContent>
+                <w:commentRangeStart w:id="6"/>
+              </w:sdtContent>
+            </w:sdt>
+            <w:r>
+              <w:rPr>
+                <w:rtl w:val="0"/>
+              </w:rPr>
+            </w:r>
+          </w:p>
+        </w:tc>
+      </w:tr>
+      <w:tr>
+        <w:trPr>
+          <w:cantSplit w:val="0"/>
+          <w:trHeight w:val="362" w:hRule="atLeast"/>
+          <w:tblHeader w:val="0"/>
+        </w:trPr>
+        <w:tc>
+          <w:tcPr/>
+          <w:p>
+            <w:pPr>
+              <w:tabs>
+                <w:tab w:val="center" w:leader="none" w:pos="4419"/>
+                <w:tab w:val="right" w:leader="none" w:pos="8838"/>
+              </w:tabs>
+              <w:spacing w:after="0" w:line="240" w:lineRule="auto"/>
+              <w:jc w:val="both"/>
+              <w:rPr>
+                <w:rFonts w:ascii="Calibri" w:cs="Calibri" w:eastAsia="Calibri" w:hAnsi="Calibri"/>
+                <w:b w:val="1"/>
+                <w:bCs w:val="1"/>
+                <w:i w:val="0"/>
+                <w:iCs w:val="0"/>
+                <w:smallCaps w:val="0"/>
+                <w:strike w:val="0"/>
+                <w:color w:val="1f3864"/>
+                <w:sz w:val="20"/>
+                <w:szCs w:val="20"/>
+                <w:u w:val="none"/>
+                <w:shd w:fill="auto" w:val="clear"/>
+                <w:vertAlign w:val="baseline"/>
+              </w:rPr>
+            </w:pPr>
+            <w:commentRangeEnd w:id="5"/>
+            <w:r>
+              <w:commentReference w:id="5"/>
+            </w:r>
+            <w:commentRangeEnd w:id="6"/>
+            <w:r>
+              <w:commentReference w:id="6"/>
+            </w:r>
+            <w:r>
+              <w:rPr>
+                <w:b w:val="1"/>
+                <w:bCs w:val="1"/>
+                <w:color w:val="1f3864"/>
+                <w:sz w:val="20"/>
+                <w:szCs w:val="20"/>
+                <w:rtl w:val="0"/>
+              </w:rPr>
+              <w:t xml:space="preserve">Overview</w:t>
             </w:r>
             <w:r>
               <w:rPr>
@@ -4677,8 +5384,8 @@
                 <w:smallCaps w:val="0"/>
                 <w:strike w:val="0"/>
                 <w:color w:val="1f3864"/>
-                <w:sz w:val="22"/>
-                <w:szCs w:val="22"/>
+                <w:sz w:val="20"/>
+                <w:szCs w:val="20"/>
                 <w:u w:val="none"/>
                 <w:shd w:fill="auto" w:val="clear"/>
                 <w:vertAlign w:val="baseline"/>
@@ -4689,9 +5396,11 @@
                 <w:b w:val="1"/>
                 <w:bCs w:val="1"/>
                 <w:color w:val="1f3864"/>
-                <w:rtl w:val="0"/>
-              </w:rPr>
-              <w:t xml:space="preserve">Evidencia de las pruebas realizadas con las gafas y la sesión de evaluación. </w:t>
+                <w:sz w:val="20"/>
+                <w:szCs w:val="20"/>
+                <w:rtl w:val="0"/>
+              </w:rPr>
+              <w:t xml:space="preserve">Dashboard </w:t>
             </w:r>
             <w:r>
               <w:rPr>
@@ -4731,54 +5440,31 @@
                 <w:smallCaps w:val="0"/>
                 <w:strike w:val="0"/>
                 <w:color w:val="1f3864"/>
-                <w:sz w:val="22"/>
-                <w:szCs w:val="22"/>
+                <w:sz w:val="20"/>
+                <w:szCs w:val="20"/>
                 <w:u w:val="none"/>
                 <w:shd w:fill="auto" w:val="clear"/>
                 <w:vertAlign w:val="baseline"/>
               </w:rPr>
             </w:pPr>
-            <w:sdt>
-              <w:sdtPr>
-                <w:id w:val="-848440453"/>
-                <w:tag w:val="goog_rdk_3"/>
-              </w:sdtPr>
-              <w:sdtContent>
-                <w:commentRangeStart w:id="3"/>
-              </w:sdtContent>
-            </w:sdt>
-            <w:sdt>
-              <w:sdtPr>
-                <w:id w:val="690960119"/>
-                <w:tag w:val="goog_rdk_4"/>
-              </w:sdtPr>
-              <w:sdtContent>
-                <w:commentRangeStart w:id="4"/>
-              </w:sdtContent>
-            </w:sdt>
             <w:r>
               <w:rPr>
                 <w:b w:val="1"/>
                 <w:bCs w:val="1"/>
                 <w:color w:val="1f3864"/>
-                <w:rtl w:val="0"/>
-              </w:rPr>
-              <w:t xml:space="preserve">Demuestra el flujo continuo de datos biométricos y conductuales en tiempo real entre las gafas Meta Quest 3 y los servicios de backend, verificando una transmisión estable durante la sesión de regulación emocional. </w:t>
-            </w:r>
-            <w:r>
-              <w:rPr>
-                <w:rtl w:val="0"/>
-              </w:rPr>
-            </w:r>
-          </w:p>
-        </w:tc>
-      </w:tr>
-      <w:tr>
-        <w:trPr>
-          <w:cantSplit w:val="0"/>
-          <w:trHeight w:val="362" w:hRule="atLeast"/>
-          <w:tblHeader w:val="0"/>
-        </w:trPr>
+                <w:sz w:val="20"/>
+                <w:szCs w:val="20"/>
+                <w:rtl w:val="0"/>
+              </w:rPr>
+              <w:t xml:space="preserve">Screenshots and a functional demonstration of the Dashboard showing sessions, metrics, and patient history.</w:t>
+            </w:r>
+            <w:r>
+              <w:rPr>
+                <w:rtl w:val="0"/>
+              </w:rPr>
+            </w:r>
+          </w:p>
+        </w:tc>
         <w:tc>
           <w:tcPr/>
           <w:p>
@@ -4810,37 +5496,56 @@
                 <w:smallCaps w:val="0"/>
                 <w:strike w:val="0"/>
                 <w:color w:val="1f3864"/>
-                <w:sz w:val="22"/>
-                <w:szCs w:val="22"/>
+                <w:sz w:val="20"/>
+                <w:szCs w:val="20"/>
                 <w:u w:val="none"/>
                 <w:shd w:fill="auto" w:val="clear"/>
                 <w:vertAlign w:val="baseline"/>
               </w:rPr>
             </w:pPr>
-            <w:commentRangeEnd w:id="3"/>
-            <w:r>
-              <w:commentReference w:id="3"/>
-            </w:r>
-            <w:commentRangeEnd w:id="4"/>
-            <w:r>
-              <w:commentReference w:id="4"/>
-            </w:r>
             <w:r>
               <w:rPr>
                 <w:b w:val="1"/>
                 <w:bCs w:val="1"/>
                 <w:color w:val="1f3864"/>
-                <w:rtl w:val="0"/>
-              </w:rPr>
-              <w:t xml:space="preserve">Avance </w:t>
-            </w:r>
-            <w:r>
-              <w:rPr>
-                <w:rtl w:val="0"/>
-              </w:rPr>
-            </w:r>
-          </w:p>
-        </w:tc>
+                <w:sz w:val="20"/>
+                <w:szCs w:val="20"/>
+                <w:rtl w:val="0"/>
+              </w:rPr>
+              <w:t xml:space="preserve">It allows you to validate the web interface by verifying that 100% of the screens and metric charts are displayed (rendered in less than 2 seconds).</w:t>
+            </w:r>
+            <w:sdt>
+              <w:sdtPr>
+                <w:id w:val="-2072803181"/>
+                <w:tag w:val="goog_rdk_7"/>
+              </w:sdtPr>
+              <w:sdtContent>
+                <w:commentRangeStart w:id="7"/>
+              </w:sdtContent>
+            </w:sdt>
+            <w:sdt>
+              <w:sdtPr>
+                <w:id w:val="32131009"/>
+                <w:tag w:val="goog_rdk_8"/>
+              </w:sdtPr>
+              <w:sdtContent>
+                <w:commentRangeStart w:id="8"/>
+              </w:sdtContent>
+            </w:sdt>
+            <w:r>
+              <w:rPr>
+                <w:rtl w:val="0"/>
+              </w:rPr>
+            </w:r>
+          </w:p>
+        </w:tc>
+      </w:tr>
+      <w:tr>
+        <w:trPr>
+          <w:cantSplit w:val="0"/>
+          <w:trHeight w:val="362" w:hRule="atLeast"/>
+          <w:tblHeader w:val="0"/>
+        </w:trPr>
         <w:tc>
           <w:tcPr/>
           <w:p>
@@ -4864,30 +5569,80 @@
               <w:ind w:left="0" w:right="0" w:firstLine="0"/>
               <w:jc w:val="both"/>
               <w:rPr>
-                <w:rFonts w:ascii="Calibri" w:cs="Calibri" w:eastAsia="Calibri" w:hAnsi="Calibri"/>
                 <w:b w:val="1"/>
                 <w:bCs w:val="1"/>
-                <w:i w:val="0"/>
-                <w:iCs w:val="0"/>
-                <w:smallCaps w:val="0"/>
-                <w:strike w:val="0"/>
-                <w:color w:val="1f3864"/>
-                <w:sz w:val="22"/>
-                <w:szCs w:val="22"/>
-                <w:u w:val="none"/>
-                <w:shd w:fill="auto" w:val="clear"/>
-                <w:vertAlign w:val="baseline"/>
-              </w:rPr>
-            </w:pPr>
+                <w:color w:val="1f3864"/>
+                <w:sz w:val="20"/>
+                <w:szCs w:val="20"/>
+              </w:rPr>
+            </w:pPr>
+            <w:commentRangeEnd w:id="7"/>
+            <w:r>
+              <w:commentReference w:id="7"/>
+            </w:r>
+            <w:commentRangeEnd w:id="8"/>
+            <w:r>
+              <w:commentReference w:id="8"/>
+            </w:r>
             <w:r>
               <w:rPr>
                 <w:b w:val="1"/>
                 <w:bCs w:val="1"/>
                 <w:color w:val="1f3864"/>
-                <w:rtl w:val="0"/>
-              </w:rPr>
-              <w:t xml:space="preserve">Backend y API </w:t>
-            </w:r>
+                <w:sz w:val="20"/>
+                <w:szCs w:val="20"/>
+                <w:rtl w:val="0"/>
+              </w:rPr>
+              <w:t xml:space="preserve">Final </w:t>
+            </w:r>
+          </w:p>
+        </w:tc>
+        <w:tc>
+          <w:tcPr/>
+          <w:p>
+            <w:pPr>
+              <w:tabs>
+                <w:tab w:val="center" w:leader="none" w:pos="4419"/>
+                <w:tab w:val="right" w:leader="none" w:pos="8838"/>
+              </w:tabs>
+              <w:spacing w:after="0" w:line="240" w:lineRule="auto"/>
+              <w:jc w:val="both"/>
+              <w:rPr>
+                <w:b w:val="1"/>
+                <w:bCs w:val="1"/>
+                <w:color w:val="1f3864"/>
+                <w:sz w:val="20"/>
+                <w:szCs w:val="20"/>
+              </w:rPr>
+            </w:pPr>
+            <w:r>
+              <w:rPr>
+                <w:b w:val="1"/>
+                <w:bCs w:val="1"/>
+                <w:color w:val="1f3864"/>
+                <w:sz w:val="20"/>
+                <w:szCs w:val="20"/>
+                <w:rtl w:val="0"/>
+              </w:rPr>
+              <w:t xml:space="preserve">PDF Reports</w:t>
+            </w:r>
+          </w:p>
+          <w:p>
+            <w:pPr>
+              <w:tabs>
+                <w:tab w:val="center" w:leader="none" w:pos="4419"/>
+                <w:tab w:val="right" w:leader="none" w:pos="8838"/>
+              </w:tabs>
+              <w:spacing w:after="0" w:line="240" w:lineRule="auto"/>
+              <w:jc w:val="both"/>
+              <w:rPr>
+                <w:b w:val="1"/>
+                <w:bCs w:val="1"/>
+                <w:color w:val="1f3864"/>
+                <w:sz w:val="20"/>
+                <w:szCs w:val="20"/>
+              </w:rPr>
+            </w:pPr>
             <w:r>
               <w:rPr>
                 <w:rtl w:val="0"/>
@@ -4918,19 +5673,11 @@
               <w:ind w:left="0" w:right="0" w:firstLine="0"/>
               <w:jc w:val="both"/>
               <w:rPr>
-                <w:rFonts w:ascii="Calibri" w:cs="Calibri" w:eastAsia="Calibri" w:hAnsi="Calibri"/>
                 <w:b w:val="1"/>
                 <w:bCs w:val="1"/>
-                <w:i w:val="0"/>
-                <w:iCs w:val="0"/>
-                <w:smallCaps w:val="0"/>
-                <w:strike w:val="0"/>
-                <w:color w:val="1f3864"/>
-                <w:sz w:val="22"/>
-                <w:szCs w:val="22"/>
-                <w:u w:val="none"/>
-                <w:shd w:fill="auto" w:val="clear"/>
-                <w:vertAlign w:val="baseline"/>
+                <w:color w:val="1f3864"/>
+                <w:sz w:val="20"/>
+                <w:szCs w:val="20"/>
               </w:rPr>
             </w:pPr>
             <w:r>
@@ -4938,19 +5685,13 @@
                 <w:b w:val="1"/>
                 <w:bCs w:val="1"/>
                 <w:color w:val="1f3864"/>
-                <w:rtl w:val="0"/>
-              </w:rPr>
-              <w:t xml:space="preserve">Evidencias de la comunicación entre la aplicación y los servicios backend. </w:t>
-            </w:r>
-            <w:r>
-              <w:rPr>
-                <w:rtl w:val="0"/>
-              </w:rPr>
-            </w:r>
-          </w:p>
-        </w:tc>
-        <w:tc>
-          <w:tcPr/>
+                <w:sz w:val="20"/>
+                <w:szCs w:val="20"/>
+                <w:rtl w:val="0"/>
+              </w:rPr>
+              <w:t xml:space="preserve">Evidence of the entire process—from request and generation to storage in Amazon S3 and download of the report.</w:t>
+            </w:r>
+          </w:p>
           <w:p>
             <w:pPr>
               <w:keepNext w:val="0"/>
@@ -4972,62 +5713,20 @@
               <w:ind w:left="0" w:right="0" w:firstLine="0"/>
               <w:jc w:val="both"/>
               <w:rPr>
-                <w:rFonts w:ascii="Calibri" w:cs="Calibri" w:eastAsia="Calibri" w:hAnsi="Calibri"/>
                 <w:b w:val="1"/>
                 <w:bCs w:val="1"/>
-                <w:i w:val="0"/>
-                <w:iCs w:val="0"/>
-                <w:smallCaps w:val="0"/>
-                <w:strike w:val="0"/>
-                <w:color w:val="1f3864"/>
-                <w:sz w:val="22"/>
-                <w:szCs w:val="22"/>
-                <w:u w:val="none"/>
-                <w:shd w:fill="auto" w:val="clear"/>
-                <w:vertAlign w:val="baseline"/>
-              </w:rPr>
-            </w:pPr>
-            <w:sdt>
-              <w:sdtPr>
-                <w:id w:val="-1961442157"/>
-                <w:tag w:val="goog_rdk_5"/>
-              </w:sdtPr>
-              <w:sdtContent>
-                <w:commentRangeStart w:id="5"/>
-              </w:sdtContent>
-            </w:sdt>
-            <w:sdt>
-              <w:sdtPr>
-                <w:id w:val="-100885334"/>
-                <w:tag w:val="goog_rdk_6"/>
-              </w:sdtPr>
-              <w:sdtContent>
-                <w:commentRangeStart w:id="6"/>
-              </w:sdtContent>
-            </w:sdt>
-            <w:r>
-              <w:rPr>
-                <w:b w:val="1"/>
-                <w:bCs w:val="1"/>
-                <w:color w:val="1f3864"/>
-                <w:rtl w:val="0"/>
-              </w:rPr>
-              <w:t xml:space="preserve">Comprueba la comunicación y estabilidad de la arquitectura serverless en AWS, logrando respuestas de servicio exitosas (código HTTP 200) y un almacenamiento consistente en Amazon DynamoDB y S3. </w:t>
-            </w:r>
-            <w:r>
-              <w:rPr>
-                <w:rtl w:val="0"/>
-              </w:rPr>
-            </w:r>
-          </w:p>
-        </w:tc>
-      </w:tr>
-      <w:tr>
-        <w:trPr>
-          <w:cantSplit w:val="0"/>
-          <w:trHeight w:val="362" w:hRule="atLeast"/>
-          <w:tblHeader w:val="0"/>
-        </w:trPr>
+                <w:color w:val="1f3864"/>
+                <w:sz w:val="20"/>
+                <w:szCs w:val="20"/>
+              </w:rPr>
+            </w:pPr>
+            <w:r>
+              <w:rPr>
+                <w:rtl w:val="0"/>
+              </w:rPr>
+            </w:r>
+          </w:p>
+        </w:tc>
         <w:tc>
           <w:tcPr/>
           <w:p>
@@ -5059,37 +5758,56 @@
                 <w:smallCaps w:val="0"/>
                 <w:strike w:val="0"/>
                 <w:color w:val="1f3864"/>
-                <w:sz w:val="22"/>
-                <w:szCs w:val="22"/>
+                <w:sz w:val="20"/>
+                <w:szCs w:val="20"/>
                 <w:u w:val="none"/>
                 <w:shd w:fill="auto" w:val="clear"/>
                 <w:vertAlign w:val="baseline"/>
               </w:rPr>
             </w:pPr>
-            <w:commentRangeEnd w:id="5"/>
-            <w:r>
-              <w:commentReference w:id="5"/>
-            </w:r>
-            <w:commentRangeEnd w:id="6"/>
-            <w:r>
-              <w:commentReference w:id="6"/>
-            </w:r>
             <w:r>
               <w:rPr>
                 <w:b w:val="1"/>
                 <w:bCs w:val="1"/>
                 <w:color w:val="1f3864"/>
-                <w:rtl w:val="0"/>
-              </w:rPr>
-              <w:t xml:space="preserve">Avance </w:t>
-            </w:r>
-            <w:r>
-              <w:rPr>
-                <w:rtl w:val="0"/>
-              </w:rPr>
-            </w:r>
-          </w:p>
-        </w:tc>
+                <w:sz w:val="20"/>
+                <w:szCs w:val="20"/>
+                <w:rtl w:val="0"/>
+              </w:rPr>
+              <w:t xml:space="preserve">Demonstrates the seamless operation of the reporting module, which generates and imports the PDF report in less than 5 seconds with 100% accuracy in data consolidation.</w:t>
+            </w:r>
+            <w:sdt>
+              <w:sdtPr>
+                <w:id w:val="914062584"/>
+                <w:tag w:val="goog_rdk_9"/>
+              </w:sdtPr>
+              <w:sdtContent>
+                <w:commentRangeStart w:id="9"/>
+              </w:sdtContent>
+            </w:sdt>
+            <w:sdt>
+              <w:sdtPr>
+                <w:id w:val="715926902"/>
+                <w:tag w:val="goog_rdk_10"/>
+              </w:sdtPr>
+              <w:sdtContent>
+                <w:commentRangeStart w:id="10"/>
+              </w:sdtContent>
+            </w:sdt>
+            <w:r>
+              <w:rPr>
+                <w:rtl w:val="0"/>
+              </w:rPr>
+            </w:r>
+          </w:p>
+        </w:tc>
+      </w:tr>
+      <w:tr>
+        <w:trPr>
+          <w:cantSplit w:val="0"/>
+          <w:trHeight w:val="362" w:hRule="atLeast"/>
+          <w:tblHeader w:val="0"/>
+        </w:trPr>
         <w:tc>
           <w:tcPr/>
           <w:p>
@@ -5113,30 +5831,80 @@
               <w:ind w:left="0" w:right="0" w:firstLine="0"/>
               <w:jc w:val="both"/>
               <w:rPr>
-                <w:rFonts w:ascii="Calibri" w:cs="Calibri" w:eastAsia="Calibri" w:hAnsi="Calibri"/>
                 <w:b w:val="1"/>
                 <w:bCs w:val="1"/>
-                <w:i w:val="0"/>
-                <w:iCs w:val="0"/>
-                <w:smallCaps w:val="0"/>
-                <w:strike w:val="0"/>
-                <w:color w:val="1f3864"/>
-                <w:sz w:val="22"/>
-                <w:szCs w:val="22"/>
-                <w:u w:val="none"/>
-                <w:shd w:fill="auto" w:val="clear"/>
-                <w:vertAlign w:val="baseline"/>
-              </w:rPr>
-            </w:pPr>
+                <w:color w:val="1f3864"/>
+                <w:sz w:val="20"/>
+                <w:szCs w:val="20"/>
+              </w:rPr>
+            </w:pPr>
+            <w:commentRangeEnd w:id="9"/>
+            <w:r>
+              <w:commentReference w:id="9"/>
+            </w:r>
+            <w:commentRangeEnd w:id="10"/>
+            <w:r>
+              <w:commentReference w:id="10"/>
+            </w:r>
             <w:r>
               <w:rPr>
                 <w:b w:val="1"/>
                 <w:bCs w:val="1"/>
                 <w:color w:val="1f3864"/>
-                <w:rtl w:val="0"/>
-              </w:rPr>
-              <w:t xml:space="preserve">Dashboard </w:t>
-            </w:r>
+                <w:sz w:val="20"/>
+                <w:szCs w:val="20"/>
+                <w:rtl w:val="0"/>
+              </w:rPr>
+              <w:t xml:space="preserve">Final </w:t>
+            </w:r>
+          </w:p>
+        </w:tc>
+        <w:tc>
+          <w:tcPr/>
+          <w:p>
+            <w:pPr>
+              <w:tabs>
+                <w:tab w:val="center" w:leader="none" w:pos="4419"/>
+                <w:tab w:val="right" w:leader="none" w:pos="8838"/>
+              </w:tabs>
+              <w:spacing w:after="0" w:line="240" w:lineRule="auto"/>
+              <w:jc w:val="both"/>
+              <w:rPr>
+                <w:b w:val="1"/>
+                <w:bCs w:val="1"/>
+                <w:color w:val="1f3864"/>
+                <w:sz w:val="20"/>
+                <w:szCs w:val="20"/>
+              </w:rPr>
+            </w:pPr>
+            <w:r>
+              <w:rPr>
+                <w:b w:val="1"/>
+                <w:bCs w:val="1"/>
+                <w:color w:val="1f3864"/>
+                <w:sz w:val="20"/>
+                <w:szCs w:val="20"/>
+                <w:rtl w:val="0"/>
+              </w:rPr>
+              <w:t xml:space="preserve">Testing and Documentation</w:t>
+            </w:r>
+          </w:p>
+          <w:p>
+            <w:pPr>
+              <w:tabs>
+                <w:tab w:val="center" w:leader="none" w:pos="4419"/>
+                <w:tab w:val="right" w:leader="none" w:pos="8838"/>
+              </w:tabs>
+              <w:spacing w:after="0" w:line="240" w:lineRule="auto"/>
+              <w:jc w:val="both"/>
+              <w:rPr>
+                <w:b w:val="1"/>
+                <w:bCs w:val="1"/>
+                <w:color w:val="1f3864"/>
+                <w:sz w:val="20"/>
+                <w:szCs w:val="20"/>
+              </w:rPr>
+            </w:pPr>
             <w:r>
               <w:rPr>
                 <w:rtl w:val="0"/>
@@ -5167,19 +5935,11 @@
               <w:ind w:left="0" w:right="0" w:firstLine="0"/>
               <w:jc w:val="both"/>
               <w:rPr>
-                <w:rFonts w:ascii="Calibri" w:cs="Calibri" w:eastAsia="Calibri" w:hAnsi="Calibri"/>
                 <w:b w:val="1"/>
                 <w:bCs w:val="1"/>
-                <w:i w:val="0"/>
-                <w:iCs w:val="0"/>
-                <w:smallCaps w:val="0"/>
-                <w:strike w:val="0"/>
-                <w:color w:val="1f3864"/>
-                <w:sz w:val="22"/>
-                <w:szCs w:val="22"/>
-                <w:u w:val="none"/>
-                <w:shd w:fill="auto" w:val="clear"/>
-                <w:vertAlign w:val="baseline"/>
+                <w:color w:val="1f3864"/>
+                <w:sz w:val="20"/>
+                <w:szCs w:val="20"/>
               </w:rPr>
             </w:pPr>
             <w:r>
@@ -5187,14 +5947,11 @@
                 <w:b w:val="1"/>
                 <w:bCs w:val="1"/>
                 <w:color w:val="1f3864"/>
-                <w:rtl w:val="0"/>
-              </w:rPr>
-              <w:t xml:space="preserve">Capturas del Dashboard mostrando sesiones, métricas y usuarios. </w:t>
-            </w:r>
-            <w:r>
-              <w:rPr>
-                <w:rtl w:val="0"/>
-              </w:rPr>
+                <w:sz w:val="20"/>
+                <w:szCs w:val="20"/>
+                <w:rtl w:val="0"/>
+              </w:rPr>
+              <w:t xml:space="preserve">Integration test report, debugging, and final technical documentation for the system.</w:t>
             </w:r>
           </w:p>
         </w:tc>
@@ -5221,452 +5978,27 @@
               <w:ind w:left="0" w:right="0" w:firstLine="0"/>
               <w:jc w:val="both"/>
               <w:rPr>
-                <w:rFonts w:ascii="Calibri" w:cs="Calibri" w:eastAsia="Calibri" w:hAnsi="Calibri"/>
                 <w:b w:val="1"/>
                 <w:bCs w:val="1"/>
-                <w:i w:val="0"/>
-                <w:iCs w:val="0"/>
-                <w:smallCaps w:val="0"/>
-                <w:strike w:val="0"/>
-                <w:color w:val="1f3864"/>
-                <w:sz w:val="22"/>
-                <w:szCs w:val="22"/>
-                <w:u w:val="none"/>
-                <w:shd w:fill="auto" w:val="clear"/>
-                <w:vertAlign w:val="baseline"/>
-              </w:rPr>
-            </w:pPr>
+                <w:color w:val="1f3864"/>
+                <w:sz w:val="20"/>
+                <w:szCs w:val="20"/>
+              </w:rPr>
+            </w:pPr>
+            <w:r>
+              <w:rPr>
+                <w:b w:val="1"/>
+                <w:bCs w:val="1"/>
+                <w:color w:val="1f3864"/>
+                <w:sz w:val="20"/>
+                <w:szCs w:val="20"/>
+                <w:rtl w:val="0"/>
+              </w:rPr>
+              <w:t xml:space="preserve">This ensures technical compliance by achieving ≥90% functional test coverage with no critical or blocking defects remaining at the time of delivery.</w:t>
+            </w:r>
             <w:sdt>
               <w:sdtPr>
-                <w:id w:val="-391542417"/>
-                <w:tag w:val="goog_rdk_7"/>
-              </w:sdtPr>
-              <w:sdtContent>
-                <w:commentRangeStart w:id="7"/>
-              </w:sdtContent>
-            </w:sdt>
-            <w:sdt>
-              <w:sdtPr>
-                <w:id w:val="-963689172"/>
-                <w:tag w:val="goog_rdk_8"/>
-              </w:sdtPr>
-              <w:sdtContent>
-                <w:commentRangeStart w:id="8"/>
-              </w:sdtContent>
-            </w:sdt>
-            <w:r>
-              <w:rPr>
-                <w:b w:val="1"/>
-                <w:bCs w:val="1"/>
-                <w:color w:val="1f3864"/>
-                <w:rtl w:val="0"/>
-              </w:rPr>
-              <w:t xml:space="preserve">Evidencia la usabilidad y la correcta renderización de la interfaz web, confirmando que los profesionales pueden cargar e interactuar con los gráficos y métricas del deportista en menos de 2 segundos </w:t>
-            </w:r>
-            <w:r>
-              <w:rPr>
-                <w:rtl w:val="0"/>
-              </w:rPr>
-            </w:r>
-          </w:p>
-        </w:tc>
-      </w:tr>
-      <w:tr>
-        <w:trPr>
-          <w:cantSplit w:val="0"/>
-          <w:trHeight w:val="362" w:hRule="atLeast"/>
-          <w:tblHeader w:val="0"/>
-        </w:trPr>
-        <w:tc>
-          <w:tcPr/>
-          <w:p>
-            <w:pPr>
-              <w:keepNext w:val="0"/>
-              <w:keepLines w:val="0"/>
-              <w:widowControl w:val="1"/>
-              <w:pBdr>
-                <w:top w:space="0" w:sz="0" w:val="nil"/>
-                <w:left w:space="0" w:sz="0" w:val="nil"/>
-                <w:bottom w:space="0" w:sz="0" w:val="nil"/>
-                <w:right w:space="0" w:sz="0" w:val="nil"/>
-                <w:between w:space="0" w:sz="0" w:val="nil"/>
-              </w:pBdr>
-              <w:shd w:fill="auto" w:val="clear"/>
-              <w:tabs>
-                <w:tab w:val="center" w:leader="none" w:pos="4419"/>
-                <w:tab w:val="right" w:leader="none" w:pos="8838"/>
-              </w:tabs>
-              <w:spacing w:after="0" w:before="0" w:line="240" w:lineRule="auto"/>
-              <w:ind w:left="0" w:right="0" w:firstLine="0"/>
-              <w:jc w:val="both"/>
-              <w:rPr>
-                <w:b w:val="1"/>
-                <w:bCs w:val="1"/>
-                <w:color w:val="1f3864"/>
-              </w:rPr>
-            </w:pPr>
-            <w:commentRangeEnd w:id="7"/>
-            <w:r>
-              <w:commentReference w:id="7"/>
-            </w:r>
-            <w:commentRangeEnd w:id="8"/>
-            <w:r>
-              <w:commentReference w:id="8"/>
-            </w:r>
-            <w:r>
-              <w:rPr>
-                <w:b w:val="1"/>
-                <w:bCs w:val="1"/>
-                <w:color w:val="1f3864"/>
-                <w:rtl w:val="0"/>
-              </w:rPr>
-              <w:t xml:space="preserve">Final </w:t>
-            </w:r>
-          </w:p>
-        </w:tc>
-        <w:tc>
-          <w:tcPr/>
-          <w:p>
-            <w:pPr>
-              <w:keepNext w:val="0"/>
-              <w:keepLines w:val="0"/>
-              <w:widowControl w:val="1"/>
-              <w:pBdr>
-                <w:top w:space="0" w:sz="0" w:val="nil"/>
-                <w:left w:space="0" w:sz="0" w:val="nil"/>
-                <w:bottom w:space="0" w:sz="0" w:val="nil"/>
-                <w:right w:space="0" w:sz="0" w:val="nil"/>
-                <w:between w:space="0" w:sz="0" w:val="nil"/>
-              </w:pBdr>
-              <w:shd w:fill="auto" w:val="clear"/>
-              <w:tabs>
-                <w:tab w:val="center" w:leader="none" w:pos="4419"/>
-                <w:tab w:val="right" w:leader="none" w:pos="8838"/>
-              </w:tabs>
-              <w:spacing w:after="0" w:before="0" w:line="240" w:lineRule="auto"/>
-              <w:ind w:left="0" w:right="0" w:firstLine="0"/>
-              <w:jc w:val="both"/>
-              <w:rPr>
-                <w:rFonts w:ascii="Calibri" w:cs="Calibri" w:eastAsia="Calibri" w:hAnsi="Calibri"/>
-                <w:b w:val="1"/>
-                <w:bCs w:val="1"/>
-                <w:i w:val="0"/>
-                <w:iCs w:val="0"/>
-                <w:smallCaps w:val="0"/>
-                <w:strike w:val="0"/>
-                <w:color w:val="1f3864"/>
-                <w:sz w:val="22"/>
-                <w:szCs w:val="22"/>
-                <w:u w:val="none"/>
-                <w:shd w:fill="auto" w:val="clear"/>
-                <w:vertAlign w:val="baseline"/>
-              </w:rPr>
-            </w:pPr>
-            <w:r>
-              <w:rPr>
-                <w:b w:val="1"/>
-                <w:bCs w:val="1"/>
-                <w:color w:val="1f3864"/>
-                <w:rtl w:val="0"/>
-              </w:rPr>
-              <w:t xml:space="preserve">Informes PDF </w:t>
-            </w:r>
-            <w:r>
-              <w:rPr>
-                <w:rtl w:val="0"/>
-              </w:rPr>
-            </w:r>
-          </w:p>
-        </w:tc>
-        <w:tc>
-          <w:tcPr/>
-          <w:p>
-            <w:pPr>
-              <w:keepNext w:val="0"/>
-              <w:keepLines w:val="0"/>
-              <w:widowControl w:val="1"/>
-              <w:pBdr>
-                <w:top w:space="0" w:sz="0" w:val="nil"/>
-                <w:left w:space="0" w:sz="0" w:val="nil"/>
-                <w:bottom w:space="0" w:sz="0" w:val="nil"/>
-                <w:right w:space="0" w:sz="0" w:val="nil"/>
-                <w:between w:space="0" w:sz="0" w:val="nil"/>
-              </w:pBdr>
-              <w:shd w:fill="auto" w:val="clear"/>
-              <w:tabs>
-                <w:tab w:val="center" w:leader="none" w:pos="4419"/>
-                <w:tab w:val="right" w:leader="none" w:pos="8838"/>
-              </w:tabs>
-              <w:spacing w:after="0" w:before="0" w:line="240" w:lineRule="auto"/>
-              <w:ind w:left="0" w:right="0" w:firstLine="0"/>
-              <w:jc w:val="both"/>
-              <w:rPr>
-                <w:rFonts w:ascii="Calibri" w:cs="Calibri" w:eastAsia="Calibri" w:hAnsi="Calibri"/>
-                <w:b w:val="1"/>
-                <w:bCs w:val="1"/>
-                <w:i w:val="0"/>
-                <w:iCs w:val="0"/>
-                <w:smallCaps w:val="0"/>
-                <w:strike w:val="0"/>
-                <w:color w:val="1f3864"/>
-                <w:sz w:val="22"/>
-                <w:szCs w:val="22"/>
-                <w:u w:val="none"/>
-                <w:shd w:fill="auto" w:val="clear"/>
-                <w:vertAlign w:val="baseline"/>
-              </w:rPr>
-            </w:pPr>
-            <w:r>
-              <w:rPr>
-                <w:b w:val="1"/>
-                <w:bCs w:val="1"/>
-                <w:color w:val="1f3864"/>
-                <w:rtl w:val="0"/>
-              </w:rPr>
-              <w:t xml:space="preserve">Evidencia del proceso de solicitud, aprobación, generación y descarga del informe. </w:t>
-            </w:r>
-            <w:r>
-              <w:rPr>
-                <w:rtl w:val="0"/>
-              </w:rPr>
-            </w:r>
-          </w:p>
-        </w:tc>
-        <w:tc>
-          <w:tcPr/>
-          <w:p>
-            <w:pPr>
-              <w:keepNext w:val="0"/>
-              <w:keepLines w:val="0"/>
-              <w:widowControl w:val="1"/>
-              <w:pBdr>
-                <w:top w:space="0" w:sz="0" w:val="nil"/>
-                <w:left w:space="0" w:sz="0" w:val="nil"/>
-                <w:bottom w:space="0" w:sz="0" w:val="nil"/>
-                <w:right w:space="0" w:sz="0" w:val="nil"/>
-                <w:between w:space="0" w:sz="0" w:val="nil"/>
-              </w:pBdr>
-              <w:shd w:fill="auto" w:val="clear"/>
-              <w:tabs>
-                <w:tab w:val="center" w:leader="none" w:pos="4419"/>
-                <w:tab w:val="right" w:leader="none" w:pos="8838"/>
-              </w:tabs>
-              <w:spacing w:after="0" w:before="0" w:line="240" w:lineRule="auto"/>
-              <w:ind w:left="0" w:right="0" w:firstLine="0"/>
-              <w:jc w:val="both"/>
-              <w:rPr>
-                <w:rFonts w:ascii="Calibri" w:cs="Calibri" w:eastAsia="Calibri" w:hAnsi="Calibri"/>
-                <w:b w:val="1"/>
-                <w:bCs w:val="1"/>
-                <w:i w:val="0"/>
-                <w:iCs w:val="0"/>
-                <w:smallCaps w:val="0"/>
-                <w:strike w:val="0"/>
-                <w:color w:val="1f3864"/>
-                <w:sz w:val="22"/>
-                <w:szCs w:val="22"/>
-                <w:u w:val="none"/>
-                <w:shd w:fill="auto" w:val="clear"/>
-                <w:vertAlign w:val="baseline"/>
-              </w:rPr>
-            </w:pPr>
-            <w:sdt>
-              <w:sdtPr>
-                <w:id w:val="-2015323620"/>
-                <w:tag w:val="goog_rdk_9"/>
-              </w:sdtPr>
-              <w:sdtContent>
-                <w:commentRangeStart w:id="9"/>
-              </w:sdtContent>
-            </w:sdt>
-            <w:sdt>
-              <w:sdtPr>
-                <w:id w:val="785104627"/>
-                <w:tag w:val="goog_rdk_10"/>
-              </w:sdtPr>
-              <w:sdtContent>
-                <w:commentRangeStart w:id="10"/>
-              </w:sdtContent>
-            </w:sdt>
-            <w:r>
-              <w:rPr>
-                <w:b w:val="1"/>
-                <w:bCs w:val="1"/>
-                <w:color w:val="1f3864"/>
-                <w:rtl w:val="0"/>
-              </w:rPr>
-              <w:t xml:space="preserve">Verifica de extremo a extremo el flujo operativo (solicitud, revisión, aprobación y descarga), garantizando la exportación exitosa de reportes clínicos/deportivos en formato PDF en menos de 5 segundos </w:t>
-            </w:r>
-            <w:r>
-              <w:rPr>
-                <w:rtl w:val="0"/>
-              </w:rPr>
-            </w:r>
-          </w:p>
-        </w:tc>
-      </w:tr>
-      <w:tr>
-        <w:trPr>
-          <w:cantSplit w:val="0"/>
-          <w:trHeight w:val="362" w:hRule="atLeast"/>
-          <w:tblHeader w:val="0"/>
-        </w:trPr>
-        <w:tc>
-          <w:tcPr/>
-          <w:p>
-            <w:pPr>
-              <w:keepNext w:val="0"/>
-              <w:keepLines w:val="0"/>
-              <w:widowControl w:val="1"/>
-              <w:pBdr>
-                <w:top w:space="0" w:sz="0" w:val="nil"/>
-                <w:left w:space="0" w:sz="0" w:val="nil"/>
-                <w:bottom w:space="0" w:sz="0" w:val="nil"/>
-                <w:right w:space="0" w:sz="0" w:val="nil"/>
-                <w:between w:space="0" w:sz="0" w:val="nil"/>
-              </w:pBdr>
-              <w:shd w:fill="auto" w:val="clear"/>
-              <w:tabs>
-                <w:tab w:val="center" w:leader="none" w:pos="4419"/>
-                <w:tab w:val="right" w:leader="none" w:pos="8838"/>
-              </w:tabs>
-              <w:spacing w:after="0" w:before="0" w:line="240" w:lineRule="auto"/>
-              <w:ind w:left="0" w:right="0" w:firstLine="0"/>
-              <w:jc w:val="both"/>
-              <w:rPr>
-                <w:b w:val="1"/>
-                <w:bCs w:val="1"/>
-                <w:color w:val="1f3864"/>
-              </w:rPr>
-            </w:pPr>
-            <w:commentRangeEnd w:id="9"/>
-            <w:r>
-              <w:commentReference w:id="9"/>
-            </w:r>
-            <w:commentRangeEnd w:id="10"/>
-            <w:r>
-              <w:commentReference w:id="10"/>
-            </w:r>
-            <w:r>
-              <w:rPr>
-                <w:b w:val="1"/>
-                <w:bCs w:val="1"/>
-                <w:color w:val="1f3864"/>
-                <w:rtl w:val="0"/>
-              </w:rPr>
-              <w:t xml:space="preserve">Final </w:t>
-            </w:r>
-          </w:p>
-        </w:tc>
-        <w:tc>
-          <w:tcPr/>
-          <w:p>
-            <w:pPr>
-              <w:keepNext w:val="0"/>
-              <w:keepLines w:val="0"/>
-              <w:widowControl w:val="1"/>
-              <w:pBdr>
-                <w:top w:space="0" w:sz="0" w:val="nil"/>
-                <w:left w:space="0" w:sz="0" w:val="nil"/>
-                <w:bottom w:space="0" w:sz="0" w:val="nil"/>
-                <w:right w:space="0" w:sz="0" w:val="nil"/>
-                <w:between w:space="0" w:sz="0" w:val="nil"/>
-              </w:pBdr>
-              <w:shd w:fill="auto" w:val="clear"/>
-              <w:tabs>
-                <w:tab w:val="center" w:leader="none" w:pos="4419"/>
-                <w:tab w:val="right" w:leader="none" w:pos="8838"/>
-              </w:tabs>
-              <w:spacing w:after="0" w:before="0" w:line="240" w:lineRule="auto"/>
-              <w:ind w:left="0" w:right="0" w:firstLine="0"/>
-              <w:jc w:val="both"/>
-              <w:rPr>
-                <w:b w:val="1"/>
-                <w:bCs w:val="1"/>
-                <w:color w:val="1f3864"/>
-              </w:rPr>
-            </w:pPr>
-            <w:r>
-              <w:rPr>
-                <w:b w:val="1"/>
-                <w:bCs w:val="1"/>
-                <w:color w:val="1f3864"/>
-                <w:rtl w:val="0"/>
-              </w:rPr>
-              <w:t xml:space="preserve">Pruebas y documentación </w:t>
-            </w:r>
-          </w:p>
-        </w:tc>
-        <w:tc>
-          <w:tcPr/>
-          <w:p>
-            <w:pPr>
-              <w:keepNext w:val="0"/>
-              <w:keepLines w:val="0"/>
-              <w:widowControl w:val="1"/>
-              <w:pBdr>
-                <w:top w:space="0" w:sz="0" w:val="nil"/>
-                <w:left w:space="0" w:sz="0" w:val="nil"/>
-                <w:bottom w:space="0" w:sz="0" w:val="nil"/>
-                <w:right w:space="0" w:sz="0" w:val="nil"/>
-                <w:between w:space="0" w:sz="0" w:val="nil"/>
-              </w:pBdr>
-              <w:shd w:fill="auto" w:val="clear"/>
-              <w:tabs>
-                <w:tab w:val="center" w:leader="none" w:pos="4419"/>
-                <w:tab w:val="right" w:leader="none" w:pos="8838"/>
-              </w:tabs>
-              <w:spacing w:after="0" w:before="0" w:line="240" w:lineRule="auto"/>
-              <w:ind w:left="0" w:right="0" w:firstLine="0"/>
-              <w:jc w:val="both"/>
-              <w:rPr>
-                <w:b w:val="1"/>
-                <w:bCs w:val="1"/>
-                <w:color w:val="1f3864"/>
-              </w:rPr>
-            </w:pPr>
-            <w:r>
-              <w:rPr>
-                <w:b w:val="1"/>
-                <w:bCs w:val="1"/>
-                <w:color w:val="1f3864"/>
-                <w:rtl w:val="0"/>
-              </w:rPr>
-              <w:t xml:space="preserve">Informe de pruebas, correcciones y documentación final del sistema. </w:t>
-            </w:r>
-          </w:p>
-        </w:tc>
-        <w:tc>
-          <w:tcPr/>
-          <w:p>
-            <w:pPr>
-              <w:keepNext w:val="0"/>
-              <w:keepLines w:val="0"/>
-              <w:widowControl w:val="1"/>
-              <w:pBdr>
-                <w:top w:space="0" w:sz="0" w:val="nil"/>
-                <w:left w:space="0" w:sz="0" w:val="nil"/>
-                <w:bottom w:space="0" w:sz="0" w:val="nil"/>
-                <w:right w:space="0" w:sz="0" w:val="nil"/>
-                <w:between w:space="0" w:sz="0" w:val="nil"/>
-              </w:pBdr>
-              <w:shd w:fill="auto" w:val="clear"/>
-              <w:tabs>
-                <w:tab w:val="center" w:leader="none" w:pos="4419"/>
-                <w:tab w:val="right" w:leader="none" w:pos="8838"/>
-              </w:tabs>
-              <w:spacing w:after="0" w:before="0" w:line="240" w:lineRule="auto"/>
-              <w:ind w:left="0" w:right="0" w:firstLine="0"/>
-              <w:jc w:val="both"/>
-              <w:rPr>
-                <w:b w:val="1"/>
-                <w:bCs w:val="1"/>
-                <w:color w:val="1f3864"/>
-              </w:rPr>
-            </w:pPr>
-            <w:sdt>
-              <w:sdtPr>
-                <w:id w:val="-1250022287"/>
+                <w:id w:val="-2104147130"/>
                 <w:tag w:val="goog_rdk_11"/>
               </w:sdtPr>
               <w:sdtContent>
@@ -5675,7 +6007,7 @@
             </w:sdt>
             <w:sdt>
               <w:sdtPr>
-                <w:id w:val="-1141033674"/>
+                <w:id w:val="843188773"/>
                 <w:tag w:val="goog_rdk_12"/>
               </w:sdtPr>
               <w:sdtContent>
@@ -5684,12 +6016,8 @@
             </w:sdt>
             <w:r>
               <w:rPr>
-                <w:b w:val="1"/>
-                <w:bCs w:val="1"/>
-                <w:color w:val="1f3864"/>
-                <w:rtl w:val="0"/>
-              </w:rPr>
-              <w:t xml:space="preserve">Acredita la calidad y el cumplimiento de los objetivos propuestos mediante una cobertura del 95% o superior en las pruebas de integración, respaldada por un manual técnico y de despliegue completo. </w:t>
+                <w:rtl w:val="0"/>
+              </w:rPr>
             </w:r>
           </w:p>
         </w:tc>
@@ -9004,20 +9332,20 @@
           <wp:anchor allowOverlap="1" behindDoc="0" distB="114300" distT="114300" distL="114300" distR="114300" hidden="0" layoutInCell="1" locked="0" relativeHeight="0" simplePos="0">
             <wp:simplePos x="0" y="0"/>
             <wp:positionH relativeFrom="column">
-              <wp:posOffset>-1010121</wp:posOffset>
+              <wp:posOffset>-1005359</wp:posOffset>
             </wp:positionH>
             <wp:positionV relativeFrom="paragraph">
-              <wp:posOffset>161925</wp:posOffset>
+              <wp:posOffset>123825</wp:posOffset>
             </wp:positionV>
-            <wp:extent cx="7418394" cy="1570031"/>
+            <wp:extent cx="7411017" cy="1607681"/>
             <wp:effectExtent b="0" l="0" r="0" t="0"/>
             <wp:wrapNone/>
-            <wp:docPr id="52" name="image2.png"/>
+            <wp:docPr id="52" name="image1.png"/>
             <a:graphic>
               <a:graphicData uri="http://schemas.openxmlformats.org/drawingml/2006/picture">
                 <pic:pic>
                   <pic:nvPicPr>
-                    <pic:cNvPr id="0" name="image2.png"/>
+                    <pic:cNvPr id="0" name="image1.png"/>
                     <pic:cNvPicPr preferRelativeResize="0"/>
                   </pic:nvPicPr>
                   <pic:blipFill>
@@ -9030,7 +9358,7 @@
                   <pic:spPr>
                     <a:xfrm>
                       <a:off x="0" y="0"/>
-                      <a:ext cx="7418394" cy="1570031"/>
+                      <a:ext cx="7411017" cy="1607681"/>
                     </a:xfrm>
                     <a:prstGeom prst="rect"/>
                     <a:ln/>
@@ -10410,19 +10738,19 @@
 
 <file path=word/commentsExtended.xml><?xml version="1.0" encoding="utf-8"?>
 <w15:commentsEx xmlns:mc="http://schemas.openxmlformats.org/markup-compatibility/2006" xmlns:o="urn:schemas-microsoft-com:office:office" xmlns:r="http://schemas.openxmlformats.org/officeDocument/2006/relationships" xmlns:m="http://schemas.openxmlformats.org/officeDocument/2006/math" xmlns:v="urn:schemas-microsoft-com:vml" xmlns:wp="http://schemas.openxmlformats.org/drawingml/2006/wordprocessingDrawing" xmlns:w10="urn:schemas-microsoft-com:office:word" xmlns:w="http://schemas.openxmlformats.org/wordprocessingml/2006/main" xmlns:wne="http://schemas.microsoft.com/office/word/2006/wordml" xmlns:sl="http://schemas.openxmlformats.org/schemaLibrary/2006/main" xmlns:a="http://schemas.openxmlformats.org/drawingml/2006/main" xmlns:pic="http://schemas.openxmlformats.org/drawingml/2006/picture" xmlns:c="http://schemas.openxmlformats.org/drawingml/2006/chart" xmlns:lc="http://schemas.openxmlformats.org/drawingml/2006/lockedCanvas" xmlns:dgm="http://schemas.openxmlformats.org/drawingml/2006/diagram" xmlns:wps="http://schemas.microsoft.com/office/word/2010/wordprocessingShape" xmlns:wpg="http://schemas.microsoft.com/office/word/2010/wordprocessingGroup" xmlns:w14="http://schemas.microsoft.com/office/word/2010/wordml" xmlns:w15="http://schemas.microsoft.com/office/word/2012/wordml" xmlns:w16="http://schemas.microsoft.com/office/word/2018/wordml" xmlns:w16cex="http://schemas.microsoft.com/office/word/2018/wordml/cex" xmlns:w16cid="http://schemas.microsoft.com/office/word/2016/wordml/cid" xmlns="http://schemas.microsoft.com/office/tasks/2019/documenttasks" xmlns:cr="http://schemas.microsoft.com/office/comments/2020/reactions">
-  <w15:commentEx w15:paraId="00000124" w15:done="0"/>
-  <w15:commentEx w15:paraId="00000125" w15:done="0"/>
-  <w15:commentEx w15:paraId="00000127" w15:paraIdParent="00000125" w15:done="0"/>
-  <w15:commentEx w15:paraId="00000128" w15:done="0"/>
-  <w15:commentEx w15:paraId="0000012A" w15:paraIdParent="00000128" w15:done="0"/>
-  <w15:commentEx w15:paraId="0000012B" w15:done="0"/>
-  <w15:commentEx w15:paraId="0000012D" w15:paraIdParent="0000012B" w15:done="0"/>
-  <w15:commentEx w15:paraId="0000012E" w15:done="0"/>
-  <w15:commentEx w15:paraId="00000130" w15:paraIdParent="0000012E" w15:done="0"/>
-  <w15:commentEx w15:paraId="00000131" w15:done="0"/>
-  <w15:commentEx w15:paraId="00000133" w15:paraIdParent="00000131" w15:done="0"/>
-  <w15:commentEx w15:paraId="00000134" w15:done="0"/>
-  <w15:commentEx w15:paraId="00000136" w15:paraIdParent="00000134" w15:done="0"/>
+  <w15:commentEx w15:paraId="0000013F" w15:done="0"/>
+  <w15:commentEx w15:paraId="00000140" w15:done="0"/>
+  <w15:commentEx w15:paraId="00000142" w15:paraIdParent="00000140" w15:done="0"/>
+  <w15:commentEx w15:paraId="00000143" w15:done="0"/>
+  <w15:commentEx w15:paraId="00000145" w15:paraIdParent="00000143" w15:done="0"/>
+  <w15:commentEx w15:paraId="00000146" w15:done="0"/>
+  <w15:commentEx w15:paraId="00000148" w15:paraIdParent="00000146" w15:done="0"/>
+  <w15:commentEx w15:paraId="00000149" w15:done="0"/>
+  <w15:commentEx w15:paraId="0000014B" w15:paraIdParent="00000149" w15:done="0"/>
+  <w15:commentEx w15:paraId="0000014C" w15:done="0"/>
+  <w15:commentEx w15:paraId="0000014E" w15:paraIdParent="0000014C" w15:done="0"/>
+  <w15:commentEx w15:paraId="0000014F" w15:done="0"/>
+  <w15:commentEx w15:paraId="00000151" w15:paraIdParent="0000014F" w15:done="0"/>
 </w15:commentsEx>
 </file>
 
@@ -10585,12 +10913,12 @@
               <wp:inline distB="0" distT="0" distL="0" distR="0">
                 <wp:extent cx="1996440" cy="428625"/>
                 <wp:effectExtent b="0" l="0" r="0" t="0"/>
-                <wp:docPr descr="http://www.duoc.cl/normasgraficas/normasgraficas/marca-duoc/6logo-fondo-transparente/fondo-transparente.png" id="51" name="image1.png"/>
+                <wp:docPr descr="http://www.duoc.cl/normasgraficas/normasgraficas/marca-duoc/6logo-fondo-transparente/fondo-transparente.png" id="51" name="image2.png"/>
                 <a:graphic>
                   <a:graphicData uri="http://schemas.openxmlformats.org/drawingml/2006/picture">
                     <pic:pic>
                       <pic:nvPicPr>
-                        <pic:cNvPr descr="http://www.duoc.cl/normasgraficas/normasgraficas/marca-duoc/6logo-fondo-transparente/fondo-transparente.png" id="0" name="image1.png"/>
+                        <pic:cNvPr descr="http://www.duoc.cl/normasgraficas/normasgraficas/marca-duoc/6logo-fondo-transparente/fondo-transparente.png" id="0" name="image2.png"/>
                         <pic:cNvPicPr preferRelativeResize="0"/>
                       </pic:nvPicPr>
                       <pic:blipFill>
